--- a/pr-preview/pr-204/index-tracked-changes.docx
+++ b/pr-preview/pr-204/index-tracked-changes.docx
@@ -16,7 +16,7 @@
       </w:pPr>
       <w:del w:id="1" w:author="PR Preview" w:date="2026-01-01T00:00:00Z">
         <w:r>
-          <w:delText xml:space="preserve">Last modified: 2026-10-15 03:26:43 (PDT)</w:delText>
+          <w:delText xml:space="preserve">Last modified: 2026-10-15 05:33:00 (PDT)</w:delText>
         </w:r>
       </w:del>
     </w:p>
@@ -26,7 +26,7 @@
       </w:pPr>
       <w:ins w:id="2" w:author="PR Preview" w:date="2026-01-01T00:00:00Z">
         <w:r>
-          <w:t xml:space="preserve">Last modified: 2026-10-15 03:31:19 (PDT)</w:t>
+          <w:t xml:space="preserve">Last modified: 2026-10-15 05:27:52 (PDT)</w:t>
         </w:r>
       </w:ins>
     </w:p>

--- a/pr-preview/pr-204/index-tracked-changes.docx
+++ b/pr-preview/pr-204/index-tracked-changes.docx
@@ -16,7 +16,7 @@
       </w:pPr>
       <w:del w:id="1" w:author="PR Preview" w:date="2026-01-01T00:00:00Z">
         <w:r>
-          <w:delText xml:space="preserve">Last modified: 2026-10-15 05:33:00 (PDT)</w:delText>
+          <w:delText xml:space="preserve">Last modified: 2026-10-15 08:36:30 (PDT)</w:delText>
         </w:r>
       </w:del>
     </w:p>
@@ -26,7 +26,7 @@
       </w:pPr>
       <w:ins w:id="2" w:author="PR Preview" w:date="2026-01-01T00:00:00Z">
         <w:r>
-          <w:t xml:space="preserve">Last modified: 2026-10-15 05:27:52 (PDT)</w:t>
+          <w:t xml:space="preserve">Last modified: 2026-10-15 08:46:14 (PDT)</w:t>
         </w:r>
       </w:ins>
     </w:p>

--- a/pr-preview/pr-204/index-tracked-changes.docx
+++ b/pr-preview/pr-204/index-tracked-changes.docx
@@ -16,7 +16,7 @@
       </w:pPr>
       <w:del w:id="1" w:author="PR Preview" w:date="2026-01-01T00:00:00Z">
         <w:r>
-          <w:delText xml:space="preserve">Last modified: 2026-10-15 08:36:30 (PDT)</w:delText>
+          <w:delText xml:space="preserve">Last modified: 2026-10-15 12:42:47 (PDT)</w:delText>
         </w:r>
       </w:del>
     </w:p>
@@ -26,7 +26,7 @@
       </w:pPr>
       <w:ins w:id="2" w:author="PR Preview" w:date="2026-01-01T00:00:00Z">
         <w:r>
-          <w:t xml:space="preserve">Last modified: 2026-10-15 08:46:14 (PDT)</w:t>
+          <w:t xml:space="preserve">Last modified: 2026-10-15 12:50:24 (PDT)</w:t>
         </w:r>
       </w:ins>
     </w:p>
@@ -38,7 +38,7 @@
         <w:t xml:space="preserve">These notes collect the statistics that data science courses assume.</w:t>
       </w:r>
     </w:p>
-    <w:bookmarkStart w:id="27" w:name="topics"/>
+    <w:bookmarkStart w:id="28" w:name="topics"/>
     <w:p>
       <w:pPr>
         <w:pStyle w:val="Heading2"/>
@@ -310,6 +310,32 @@
     </w:p>
     <w:p>
       <w:pPr>
+        <w:pStyle w:val="Compact"/>
+        <w:numPr>
+          <w:ilvl w:val="0"/>
+          <w:numId w:val="1002"/>
+        </w:numPr>
+      </w:pPr>
+      <w:hyperlink r:id="rId16">
+        <w:r>
+          <w:rPr>
+            <w:rStyle w:val="Hyperlink"/>
+          </w:rPr>
+          <w:t xml:space="preserve">Sufficiency and the Rao–Blackwell theorem</w:t>
+        </w:r>
+      </w:hyperlink>
+      <w:r>
+        <w:t xml:space="preserve">:</w:t>
+      </w:r>
+      <w:r>
+        <w:t xml:space="preserve"> </w:t>
+      </w:r>
+      <w:r>
+        <w:t xml:space="preserve">sufficient statistics, the factorization theorem, and improving an unbiased estimator.</w:t>
+      </w:r>
+    </w:p>
+    <w:p>
+      <w:pPr>
         <w:pStyle w:val="FirstParagraph"/>
       </w:pPr>
       <w:r>
@@ -324,7 +350,7 @@
           <w:numId w:val="1003"/>
         </w:numPr>
       </w:pPr>
-      <w:hyperlink r:id="rId16">
+      <w:hyperlink r:id="rId17">
         <w:r>
           <w:rPr>
             <w:rStyle w:val="Hyperlink"/>
@@ -350,7 +376,7 @@
           <w:numId w:val="1003"/>
         </w:numPr>
       </w:pPr>
-      <w:hyperlink r:id="rId17">
+      <w:hyperlink r:id="rId18">
         <w:r>
           <w:rPr>
             <w:rStyle w:val="Hyperlink"/>
@@ -376,7 +402,7 @@
           <w:numId w:val="1003"/>
         </w:numPr>
       </w:pPr>
-      <w:hyperlink r:id="rId18">
+      <w:hyperlink r:id="rId19">
         <w:r>
           <w:rPr>
             <w:rStyle w:val="Hyperlink"/>
@@ -396,7 +422,7 @@
           <w:numId w:val="1003"/>
         </w:numPr>
       </w:pPr>
-      <w:hyperlink r:id="rId19">
+      <w:hyperlink r:id="rId20">
         <w:r>
           <w:rPr>
             <w:rStyle w:val="Hyperlink"/>
@@ -416,7 +442,7 @@
           <w:numId w:val="1003"/>
         </w:numPr>
       </w:pPr>
-      <w:hyperlink r:id="rId20">
+      <w:hyperlink r:id="rId21">
         <w:r>
           <w:rPr>
             <w:rStyle w:val="Hyperlink"/>
@@ -448,7 +474,7 @@
           <w:numId w:val="1003"/>
         </w:numPr>
       </w:pPr>
-      <w:hyperlink r:id="rId21">
+      <w:hyperlink r:id="rId22">
         <w:r>
           <w:rPr>
             <w:rStyle w:val="Hyperlink"/>
@@ -486,7 +512,7 @@
           <w:numId w:val="1003"/>
         </w:numPr>
       </w:pPr>
-      <w:hyperlink r:id="rId22">
+      <w:hyperlink r:id="rId23">
         <w:r>
           <w:rPr>
             <w:rStyle w:val="Hyperlink"/>
@@ -529,7 +555,7 @@
           <w:numId w:val="1003"/>
         </w:numPr>
       </w:pPr>
-      <w:hyperlink r:id="rId23">
+      <w:hyperlink r:id="rId24">
         <w:r>
           <w:rPr>
             <w:rStyle w:val="Hyperlink"/>
@@ -569,7 +595,7 @@
           <w:numId w:val="1004"/>
         </w:numPr>
       </w:pPr>
-      <w:hyperlink r:id="rId24">
+      <w:hyperlink r:id="rId25">
         <w:r>
           <w:rPr>
             <w:rStyle w:val="Hyperlink"/>
@@ -595,7 +621,7 @@
           <w:numId w:val="1004"/>
         </w:numPr>
       </w:pPr>
-      <w:hyperlink r:id="rId25">
+      <w:hyperlink r:id="rId26">
         <w:r>
           <w:rPr>
             <w:rStyle w:val="Hyperlink"/>
@@ -627,7 +653,7 @@
           <w:numId w:val="1004"/>
         </w:numPr>
       </w:pPr>
-      <w:hyperlink r:id="rId26">
+      <w:hyperlink r:id="rId27">
         <w:r>
           <w:rPr>
             <w:rStyle w:val="Hyperlink"/>
@@ -651,8 +677,8 @@
         <w:t xml:space="preserve">and Bayesian model averaging.</w:t>
       </w:r>
     </w:p>
-    <w:bookmarkEnd w:id="27"/>
-    <w:bookmarkStart w:id="33" w:name="comparable-courses"/>
+    <w:bookmarkEnd w:id="28"/>
+    <w:bookmarkStart w:id="34" w:name="comparable-courses"/>
     <w:p>
       <w:pPr>
         <w:pStyle w:val="Heading2"/>
@@ -696,7 +722,7 @@
       <w:r>
         <w:t xml:space="preserve"> </w:t>
       </w:r>
-      <w:hyperlink r:id="rId28">
+      <w:hyperlink r:id="rId29">
         <w:r>
           <w:rPr>
             <w:rStyle w:val="Hyperlink"/>
@@ -753,7 +779,7 @@
       <w:r>
         <w:t xml:space="preserve"> </w:t>
       </w:r>
-      <w:hyperlink r:id="rId29">
+      <w:hyperlink r:id="rId30">
         <w:r>
           <w:rPr>
             <w:rStyle w:val="Hyperlink"/>
@@ -772,7 +798,7 @@
       <w:r>
         <w:t xml:space="preserve"> </w:t>
       </w:r>
-      <w:hyperlink r:id="rId30">
+      <w:hyperlink r:id="rId31">
         <w:r>
           <w:rPr>
             <w:rStyle w:val="Hyperlink"/>
@@ -811,7 +837,7 @@
       <w:r>
         <w:t xml:space="preserve"> </w:t>
       </w:r>
-      <w:hyperlink r:id="rId31">
+      <w:hyperlink r:id="rId32">
         <w:r>
           <w:rPr>
             <w:rStyle w:val="Hyperlink"/>
@@ -849,7 +875,7 @@
       <w:r>
         <w:t xml:space="preserve"> </w:t>
       </w:r>
-      <w:hyperlink r:id="rId32">
+      <w:hyperlink r:id="rId33">
         <w:r>
           <w:rPr>
             <w:rStyle w:val="Hyperlink"/>
@@ -866,8 +892,8 @@
         <w:t xml:space="preserve">(Jonathan Taylor): contingency tables, logistic regression and generalized linear models.</w:t>
       </w:r>
     </w:p>
-    <w:bookmarkEnd w:id="33"/>
-    <w:bookmarkStart w:id="37" w:name="origin"/>
+    <w:bookmarkEnd w:id="34"/>
+    <w:bookmarkStart w:id="38" w:name="origin"/>
     <w:p>
       <w:pPr>
         <w:pStyle w:val="Heading2"/>
@@ -886,7 +912,7 @@
       <w:r>
         <w:t xml:space="preserve"> </w:t>
       </w:r>
-      <w:hyperlink r:id="rId34">
+      <w:hyperlink r:id="rId35">
         <w:r>
           <w:rPr>
             <w:rStyle w:val="Hyperlink"/>
@@ -1291,7 +1317,7 @@
       <w:r>
         <w:t xml:space="preserve"> </w:t>
       </w:r>
-      <w:hyperlink r:id="rId35">
+      <w:hyperlink r:id="rId36">
         <w:r>
           <w:rPr>
             <w:rStyle w:val="Hyperlink"/>
@@ -1308,7 +1334,7 @@
       <w:r>
         <w:t xml:space="preserve"> </w:t>
       </w:r>
-      <w:hyperlink r:id="rId36">
+      <w:hyperlink r:id="rId37">
         <w:r>
           <w:rPr>
             <w:rStyle w:val="Hyperlink"/>
@@ -1329,8 +1355,8 @@
         <w:t xml:space="preserve">which are the canonical home for the probability and mathematics appendices of rme.</w:t>
       </w:r>
     </w:p>
-    <w:bookmarkEnd w:id="37"/>
-    <w:bookmarkStart w:id="38" w:name="using-these-notes-in-another-site"/>
+    <w:bookmarkEnd w:id="38"/>
+    <w:bookmarkStart w:id="39" w:name="using-these-notes-in-another-site"/>
     <w:p>
       <w:pPr>
         <w:pStyle w:val="Heading2"/>
@@ -1481,7 +1507,7 @@
         <w:t xml:space="preserve">.</w:t>
       </w:r>
     </w:p>
-    <w:bookmarkEnd w:id="38"/>
+    <w:bookmarkEnd w:id="39"/>
     <w:sectPr>
       <w:footnotePr>
         <w:numRestart w:val="eachSect"/>

--- a/pr-preview/pr-204/index-tracked-changes.docx
+++ b/pr-preview/pr-204/index-tracked-changes.docx
@@ -16,7 +16,7 @@
       </w:pPr>
       <w:del w:id="1" w:author="PR Preview" w:date="2026-01-01T00:00:00Z">
         <w:r>
-          <w:delText xml:space="preserve">Last modified: 2026-10-15 12:42:47 (PDT)</w:delText>
+          <w:delText xml:space="preserve">Last modified: 2026-10-15 12:56:30 (PDT)</w:delText>
         </w:r>
       </w:del>
     </w:p>
@@ -26,7 +26,7 @@
       </w:pPr>
       <w:ins w:id="2" w:author="PR Preview" w:date="2026-01-01T00:00:00Z">
         <w:r>
-          <w:t xml:space="preserve">Last modified: 2026-10-15 12:50:24 (PDT)</w:t>
+          <w:t xml:space="preserve">Last modified: 2026-10-15 13:07:45 (PDT)</w:t>
         </w:r>
       </w:ins>
     </w:p>
